--- a/乙級筆試資料/工作倫理與職業道德共同科目-900070A15.docx
+++ b/乙級筆試資料/工作倫理與職業道德共同科目-900070A15.docx
@@ -1095,17 +1095,32 @@
         </w:numPr>
         <w:spacing w:beforeLines="50" w:before="120" w:afterLines="50" w:after="120"/>
         <w:ind w:right="44" w:hanging="554"/>
-      </w:pPr>
-      <w:r>
-        <w:rPr>
-          <w:color w:val="F2F2F2" w:themeColor="background1" w:themeShade="F2"/>
-        </w:rPr>
-        <w:t>(4)</w:t>
-      </w:r>
-      <w:r>
-        <w:t xml:space="preserve"> </w:t>
-      </w:r>
-      <w:r>
+        <w:rPr>
+          <w:color w:val="F2F2F2" w:themeColor="background1" w:themeShade="F2"/>
+        </w:rPr>
+      </w:pPr>
+      <w:r>
+        <w:rPr>
+          <w:color w:val="F2F2F2" w:themeColor="background1" w:themeShade="F2"/>
+        </w:rPr>
+        <w:t>(4</w:t>
+      </w:r>
+      <w:r>
+        <w:rPr>
+          <w:color w:val="F2F2F2" w:themeColor="background1" w:themeShade="F2"/>
+        </w:rPr>
+        <w:t>)</w:t>
+      </w:r>
+      <w:r>
+        <w:rPr>
+          <w:color w:val="F2F2F2" w:themeColor="background1" w:themeShade="F2"/>
+        </w:rPr>
+        <w:t xml:space="preserve"> </w:t>
+      </w:r>
+      <w:r>
+        <w:rPr>
+          <w:color w:val="F2F2F2" w:themeColor="background1" w:themeShade="F2"/>
+        </w:rPr>
         <w:t xml:space="preserve">所謂營業秘密，係指方法、技術、製程、配方、程式、設計或其他可用於生產、銷售或經營之資訊，但其保障所需符合的要件不包括下列何者？ ①因其秘密性而具有實際之經濟價值者 ②所有人已採取合理之保密措施者 ③因其秘密性而具有潛在之經濟價值者 ④一般涉及該類資訊之人所知者。 </w:t>
       </w:r>
     </w:p>
@@ -1878,28 +1893,51 @@
         <w:rPr>
           <w:color w:val="F2F2F2" w:themeColor="background1" w:themeShade="F2"/>
         </w:rPr>
-        <w:t xml:space="preserve">為建立良好之公司治理制度，公司內部宜納入何種檢舉人制度？ ①告訴乃論制度 ②吹哨者（whistleblower）管道及保護制度 ③不告不理制度 ④非告訴乃論制度 。 </w:t>
-      </w:r>
-    </w:p>
-    <w:p>
-      <w:pPr>
-        <w:numPr>
-          <w:ilvl w:val="0"/>
-          <w:numId w:val="1"/>
-        </w:numPr>
-        <w:spacing w:beforeLines="50" w:before="120" w:afterLines="50" w:after="120"/>
-        <w:ind w:right="44" w:hanging="554"/>
-      </w:pPr>
-      <w:r>
-        <w:rPr>
-          <w:color w:val="F2F2F2" w:themeColor="background1" w:themeShade="F2"/>
-        </w:rPr>
-        <w:t>(2)</w:t>
-      </w:r>
-      <w:r>
-        <w:t xml:space="preserve"> </w:t>
-      </w:r>
-      <w:r>
+        <w:t>為建立良好之公司治</w:t>
+      </w:r>
+      <w:bookmarkStart w:id="0" w:name="_GoBack"/>
+      <w:bookmarkEnd w:id="0"/>
+      <w:r>
+        <w:rPr>
+          <w:color w:val="F2F2F2" w:themeColor="background1" w:themeShade="F2"/>
+        </w:rPr>
+        <w:t xml:space="preserve">理制度，公司內部宜納入何種檢舉人制度？ ①告訴乃論制度 ②吹哨者（whistleblower）管道及保護制度 ③不告不理制度 ④非告訴乃論制度 。 </w:t>
+      </w:r>
+    </w:p>
+    <w:p>
+      <w:pPr>
+        <w:numPr>
+          <w:ilvl w:val="0"/>
+          <w:numId w:val="1"/>
+        </w:numPr>
+        <w:spacing w:beforeLines="50" w:before="120" w:afterLines="50" w:after="120"/>
+        <w:ind w:right="44" w:hanging="554"/>
+        <w:rPr>
+          <w:color w:val="F2F2F2" w:themeColor="background1" w:themeShade="F2"/>
+        </w:rPr>
+      </w:pPr>
+      <w:r>
+        <w:rPr>
+          <w:color w:val="F2F2F2" w:themeColor="background1" w:themeShade="F2"/>
+        </w:rPr>
+        <w:t>(</w:t>
+      </w:r>
+      <w:r>
+        <w:rPr>
+          <w:color w:val="F2F2F2" w:themeColor="background1" w:themeShade="F2"/>
+        </w:rPr>
+        <w:t>2)</w:t>
+      </w:r>
+      <w:r>
+        <w:rPr>
+          <w:color w:val="F2F2F2" w:themeColor="background1" w:themeShade="F2"/>
+        </w:rPr>
+        <w:t xml:space="preserve"> </w:t>
+      </w:r>
+      <w:r>
+        <w:rPr>
+          <w:color w:val="F2F2F2" w:themeColor="background1" w:themeShade="F2"/>
+        </w:rPr>
         <w:t xml:space="preserve">檢舉人向有偵查權機關或政風機構檢舉貪污瀆職，必須於何時為之始可能給與獎金？ ①犯罪未起訴前 ②犯罪未發覺前 ③犯罪未遂前 ④預備犯罪前。 </w:t>
       </w:r>
     </w:p>
@@ -3220,8 +3258,6 @@
         </w:rPr>
         <w:t xml:space="preserve"> 下列何者是錯誤的「戒菸」方式？ ①撥打戒菸專線 0800-63-63-63 ②求助醫療院所、社區藥局專業戒菸 ③參加醫院或衛生所所辦理的戒菸班 ④自己購買電子煙來戒菸 。</w:t>
       </w:r>
-      <w:bookmarkStart w:id="0" w:name="_GoBack"/>
-      <w:bookmarkEnd w:id="0"/>
     </w:p>
     <w:sectPr>
       <w:footerReference w:type="even" r:id="rId7"/>
@@ -3291,7 +3327,7 @@
         <w:noProof/>
         <w:sz w:val="22"/>
       </w:rPr>
-      <w:t>2</w:t>
+      <w:t>8</w:t>
     </w:r>
     <w:r>
       <w:rPr>
@@ -3307,16 +3343,31 @@
       </w:rPr>
       <w:t xml:space="preserve"> of </w:t>
     </w:r>
-    <w:fldSimple w:instr=" NUMPAGES   \* MERGEFORMAT ">
-      <w:r>
-        <w:rPr>
-          <w:rFonts w:ascii="Arial" w:eastAsia="Arial" w:hAnsi="Arial" w:cs="Arial"/>
-          <w:noProof/>
-          <w:sz w:val="22"/>
-        </w:rPr>
-        <w:t>10</w:t>
-      </w:r>
-    </w:fldSimple>
+    <w:r>
+      <w:fldChar w:fldCharType="begin"/>
+    </w:r>
+    <w:r>
+      <w:instrText xml:space="preserve"> NUMPAGES   \* MERGEFORMAT </w:instrText>
+    </w:r>
+    <w:r>
+      <w:fldChar w:fldCharType="separate"/>
+    </w:r>
+    <w:r>
+      <w:rPr>
+        <w:rFonts w:ascii="Arial" w:eastAsia="Arial" w:hAnsi="Arial" w:cs="Arial"/>
+        <w:noProof/>
+        <w:sz w:val="22"/>
+      </w:rPr>
+      <w:t>10</w:t>
+    </w:r>
+    <w:r>
+      <w:rPr>
+        <w:rFonts w:ascii="Arial" w:eastAsia="Arial" w:hAnsi="Arial" w:cs="Arial"/>
+        <w:noProof/>
+        <w:sz w:val="22"/>
+      </w:rPr>
+      <w:fldChar w:fldCharType="end"/>
+    </w:r>
   </w:p>
 </w:ftr>
 </file>
@@ -3351,7 +3402,7 @@
         <w:noProof/>
         <w:sz w:val="22"/>
       </w:rPr>
-      <w:t>3</w:t>
+      <w:t>7</w:t>
     </w:r>
     <w:r>
       <w:rPr>
@@ -3367,16 +3418,34 @@
       </w:rPr>
       <w:t xml:space="preserve"> of </w:t>
     </w:r>
-    <w:fldSimple w:instr=" NUMPAGES   \* MERGEFORMAT ">
-      <w:r>
-        <w:rPr>
-          <w:rFonts w:ascii="Arial" w:eastAsia="Arial" w:hAnsi="Arial" w:cs="Arial"/>
-          <w:noProof/>
-          <w:sz w:val="22"/>
-        </w:rPr>
-        <w:t>10</w:t>
-      </w:r>
-    </w:fldSimple>
+    <w:r>
+      <w:fldChar w:fldCharType="begin"/>
+    </w:r>
+    <w:r>
+      <w:instrText xml:space="preserve"> NUMPAGES   \* MERGEFO</w:instrText>
+    </w:r>
+    <w:r>
+      <w:instrText xml:space="preserve">RMAT </w:instrText>
+    </w:r>
+    <w:r>
+      <w:fldChar w:fldCharType="separate"/>
+    </w:r>
+    <w:r>
+      <w:rPr>
+        <w:rFonts w:ascii="Arial" w:eastAsia="Arial" w:hAnsi="Arial" w:cs="Arial"/>
+        <w:noProof/>
+        <w:sz w:val="22"/>
+      </w:rPr>
+      <w:t>10</w:t>
+    </w:r>
+    <w:r>
+      <w:rPr>
+        <w:rFonts w:ascii="Arial" w:eastAsia="Arial" w:hAnsi="Arial" w:cs="Arial"/>
+        <w:noProof/>
+        <w:sz w:val="22"/>
+      </w:rPr>
+      <w:fldChar w:fldCharType="end"/>
+    </w:r>
   </w:p>
 </w:ftr>
 </file>
@@ -3427,16 +3496,31 @@
       </w:rPr>
       <w:t xml:space="preserve"> of </w:t>
     </w:r>
-    <w:fldSimple w:instr=" NUMPAGES   \* MERGEFORMAT ">
-      <w:r>
-        <w:rPr>
-          <w:rFonts w:ascii="Arial" w:eastAsia="Arial" w:hAnsi="Arial" w:cs="Arial"/>
-          <w:noProof/>
-          <w:sz w:val="22"/>
-        </w:rPr>
-        <w:t>10</w:t>
-      </w:r>
-    </w:fldSimple>
+    <w:r>
+      <w:fldChar w:fldCharType="begin"/>
+    </w:r>
+    <w:r>
+      <w:instrText xml:space="preserve"> NUMPAGES   \* MERGEFORMAT </w:instrText>
+    </w:r>
+    <w:r>
+      <w:fldChar w:fldCharType="separate"/>
+    </w:r>
+    <w:r>
+      <w:rPr>
+        <w:rFonts w:ascii="Arial" w:eastAsia="Arial" w:hAnsi="Arial" w:cs="Arial"/>
+        <w:noProof/>
+        <w:sz w:val="22"/>
+      </w:rPr>
+      <w:t>10</w:t>
+    </w:r>
+    <w:r>
+      <w:rPr>
+        <w:rFonts w:ascii="Arial" w:eastAsia="Arial" w:hAnsi="Arial" w:cs="Arial"/>
+        <w:noProof/>
+        <w:sz w:val="22"/>
+      </w:rPr>
+      <w:fldChar w:fldCharType="end"/>
+    </w:r>
   </w:p>
 </w:ftr>
 </file>
